--- a/reports/Gorbat/lab4/rep/mrzis4.docx
+++ b/reports/Gorbat/lab4/rep/mrzis4.docx
@@ -892,6 +892,7 @@
       <w:r>
         <w:rPr>
           <w:rFonts w:ascii="Times New Roman" w:eastAsia="Times New Roman" w:hAnsi="Times New Roman" w:cs="Times New Roman"/>
+          <w:noProof/>
           <w:sz w:val="28"/>
           <w:szCs w:val="28"/>
           <w:lang w:eastAsia="en-GB"/>
@@ -958,6 +959,7 @@
       <w:r>
         <w:rPr>
           <w:rFonts w:ascii="Times New Roman" w:hAnsi="Times New Roman" w:cs="Times New Roman"/>
+          <w:noProof/>
           <w:sz w:val="28"/>
           <w:szCs w:val="28"/>
         </w:rPr>
@@ -1048,6 +1050,7 @@
       <w:r>
         <w:rPr>
           <w:rFonts w:ascii="Times New Roman" w:eastAsia="Times New Roman" w:hAnsi="Times New Roman" w:cs="Times New Roman"/>
+          <w:noProof/>
           <w:sz w:val="28"/>
           <w:szCs w:val="28"/>
         </w:rPr>
@@ -1100,6 +1103,7 @@
       <w:r>
         <w:rPr>
           <w:rFonts w:ascii="Times New Roman" w:eastAsia="Times New Roman" w:hAnsi="Times New Roman" w:cs="Times New Roman"/>
+          <w:noProof/>
           <w:sz w:val="28"/>
           <w:szCs w:val="28"/>
         </w:rPr>
@@ -1181,6 +1185,7 @@
       <w:r>
         <w:rPr>
           <w:rFonts w:ascii="Times New Roman" w:eastAsia="Times New Roman" w:hAnsi="Times New Roman" w:cs="Times New Roman"/>
+          <w:noProof/>
           <w:sz w:val="28"/>
           <w:szCs w:val="28"/>
           <w:lang w:val="en-US"/>
@@ -1234,6 +1239,7 @@
       <w:r>
         <w:rPr>
           <w:rFonts w:ascii="Times New Roman" w:eastAsia="Times New Roman" w:hAnsi="Times New Roman" w:cs="Times New Roman"/>
+          <w:noProof/>
           <w:sz w:val="28"/>
           <w:szCs w:val="28"/>
         </w:rPr>
@@ -1296,6 +1302,7 @@
       <w:r>
         <w:rPr>
           <w:rFonts w:ascii="Times New Roman" w:eastAsia="Times New Roman" w:hAnsi="Times New Roman" w:cs="Times New Roman"/>
+          <w:noProof/>
           <w:sz w:val="28"/>
           <w:szCs w:val="28"/>
         </w:rPr>
@@ -1339,6 +1346,7 @@
       <w:r>
         <w:rPr>
           <w:rFonts w:ascii="Times New Roman" w:eastAsia="Times New Roman" w:hAnsi="Times New Roman" w:cs="Times New Roman"/>
+          <w:noProof/>
           <w:sz w:val="28"/>
           <w:szCs w:val="28"/>
         </w:rPr>
@@ -1386,8 +1394,189 @@
           <w:rFonts w:ascii="Times New Roman" w:hAnsi="Times New Roman" w:cs="Times New Roman"/>
           <w:sz w:val="28"/>
           <w:szCs w:val="28"/>
-        </w:rPr>
-      </w:pPr>
+          <w:lang w:val="en-US"/>
+        </w:rPr>
+      </w:pPr>
+      <w:r>
+        <w:rPr>
+          <w:rFonts w:ascii="Times New Roman" w:hAnsi="Times New Roman" w:cs="Times New Roman"/>
+          <w:sz w:val="28"/>
+          <w:szCs w:val="28"/>
+        </w:rPr>
+        <w:lastRenderedPageBreak/>
+        <w:t>Рукописные расчеты</w:t>
+      </w:r>
+      <w:r>
+        <w:rPr>
+          <w:rFonts w:ascii="Times New Roman" w:hAnsi="Times New Roman" w:cs="Times New Roman"/>
+          <w:sz w:val="28"/>
+          <w:szCs w:val="28"/>
+          <w:lang w:val="en-US"/>
+        </w:rPr>
+        <w:t>:</w:t>
+      </w:r>
+    </w:p>
+    <w:p>
+      <w:pPr>
+        <w:jc w:val="both"/>
+        <w:rPr>
+          <w:rFonts w:ascii="Times New Roman" w:hAnsi="Times New Roman" w:cs="Times New Roman"/>
+          <w:sz w:val="28"/>
+          <w:szCs w:val="28"/>
+        </w:rPr>
+      </w:pPr>
+      <w:r>
+        <w:rPr>
+          <w:rFonts w:ascii="Times New Roman" w:hAnsi="Times New Roman" w:cs="Times New Roman"/>
+          <w:noProof/>
+          <w:sz w:val="28"/>
+          <w:szCs w:val="28"/>
+          <w14:ligatures w14:val="standardContextual"/>
+        </w:rPr>
+        <w:drawing>
+          <wp:inline distT="0" distB="0" distL="0" distR="0">
+            <wp:extent cx="6096000" cy="8128000"/>
+            <wp:effectExtent l="0" t="0" r="0" b="0"/>
+            <wp:docPr id="52518671" name="Picture 1"/>
+            <wp:cNvGraphicFramePr>
+              <a:graphicFrameLocks xmlns:a="http://schemas.openxmlformats.org/drawingml/2006/main" noChangeAspect="1"/>
+            </wp:cNvGraphicFramePr>
+            <a:graphic xmlns:a="http://schemas.openxmlformats.org/drawingml/2006/main">
+              <a:graphicData uri="http://schemas.openxmlformats.org/drawingml/2006/picture">
+                <pic:pic xmlns:pic="http://schemas.openxmlformats.org/drawingml/2006/picture">
+                  <pic:nvPicPr>
+                    <pic:cNvPr id="52518671" name="Picture 52518671"/>
+                    <pic:cNvPicPr/>
+                  </pic:nvPicPr>
+                  <pic:blipFill>
+                    <a:blip r:embed="rId14">
+                      <a:extLst>
+                        <a:ext uri="{28A0092B-C50C-407E-A947-70E740481C1C}">
+                          <a14:useLocalDpi xmlns:a14="http://schemas.microsoft.com/office/drawing/2010/main" val="0"/>
+                        </a:ext>
+                      </a:extLst>
+                    </a:blip>
+                    <a:stretch>
+                      <a:fillRect/>
+                    </a:stretch>
+                  </pic:blipFill>
+                  <pic:spPr>
+                    <a:xfrm>
+                      <a:off x="0" y="0"/>
+                      <a:ext cx="6096000" cy="8128000"/>
+                    </a:xfrm>
+                    <a:prstGeom prst="rect">
+                      <a:avLst/>
+                    </a:prstGeom>
+                  </pic:spPr>
+                </pic:pic>
+              </a:graphicData>
+            </a:graphic>
+          </wp:inline>
+        </w:drawing>
+      </w:r>
+      <w:r>
+        <w:rPr>
+          <w:rFonts w:ascii="Times New Roman" w:hAnsi="Times New Roman" w:cs="Times New Roman"/>
+          <w:noProof/>
+          <w:sz w:val="28"/>
+          <w:szCs w:val="28"/>
+          <w14:ligatures w14:val="standardContextual"/>
+        </w:rPr>
+        <w:lastRenderedPageBreak/>
+        <w:drawing>
+          <wp:inline distT="0" distB="0" distL="0" distR="0">
+            <wp:extent cx="6096000" cy="8128000"/>
+            <wp:effectExtent l="0" t="0" r="0" b="0"/>
+            <wp:docPr id="1600126150" name="Picture 2"/>
+            <wp:cNvGraphicFramePr>
+              <a:graphicFrameLocks xmlns:a="http://schemas.openxmlformats.org/drawingml/2006/main" noChangeAspect="1"/>
+            </wp:cNvGraphicFramePr>
+            <a:graphic xmlns:a="http://schemas.openxmlformats.org/drawingml/2006/main">
+              <a:graphicData uri="http://schemas.openxmlformats.org/drawingml/2006/picture">
+                <pic:pic xmlns:pic="http://schemas.openxmlformats.org/drawingml/2006/picture">
+                  <pic:nvPicPr>
+                    <pic:cNvPr id="1600126150" name="Picture 1600126150"/>
+                    <pic:cNvPicPr/>
+                  </pic:nvPicPr>
+                  <pic:blipFill>
+                    <a:blip r:embed="rId15">
+                      <a:extLst>
+                        <a:ext uri="{28A0092B-C50C-407E-A947-70E740481C1C}">
+                          <a14:useLocalDpi xmlns:a14="http://schemas.microsoft.com/office/drawing/2010/main" val="0"/>
+                        </a:ext>
+                      </a:extLst>
+                    </a:blip>
+                    <a:stretch>
+                      <a:fillRect/>
+                    </a:stretch>
+                  </pic:blipFill>
+                  <pic:spPr>
+                    <a:xfrm>
+                      <a:off x="0" y="0"/>
+                      <a:ext cx="6096000" cy="8128000"/>
+                    </a:xfrm>
+                    <a:prstGeom prst="rect">
+                      <a:avLst/>
+                    </a:prstGeom>
+                  </pic:spPr>
+                </pic:pic>
+              </a:graphicData>
+            </a:graphic>
+          </wp:inline>
+        </w:drawing>
+      </w:r>
+      <w:r>
+        <w:rPr>
+          <w:rFonts w:ascii="Times New Roman" w:hAnsi="Times New Roman" w:cs="Times New Roman"/>
+          <w:noProof/>
+          <w:sz w:val="28"/>
+          <w:szCs w:val="28"/>
+          <w14:ligatures w14:val="standardContextual"/>
+        </w:rPr>
+        <w:lastRenderedPageBreak/>
+        <w:drawing>
+          <wp:inline distT="0" distB="0" distL="0" distR="0">
+            <wp:extent cx="6096000" cy="8128000"/>
+            <wp:effectExtent l="0" t="0" r="0" b="0"/>
+            <wp:docPr id="290646550" name="Picture 3"/>
+            <wp:cNvGraphicFramePr>
+              <a:graphicFrameLocks xmlns:a="http://schemas.openxmlformats.org/drawingml/2006/main" noChangeAspect="1"/>
+            </wp:cNvGraphicFramePr>
+            <a:graphic xmlns:a="http://schemas.openxmlformats.org/drawingml/2006/main">
+              <a:graphicData uri="http://schemas.openxmlformats.org/drawingml/2006/picture">
+                <pic:pic xmlns:pic="http://schemas.openxmlformats.org/drawingml/2006/picture">
+                  <pic:nvPicPr>
+                    <pic:cNvPr id="290646550" name="Picture 290646550"/>
+                    <pic:cNvPicPr/>
+                  </pic:nvPicPr>
+                  <pic:blipFill>
+                    <a:blip r:embed="rId16">
+                      <a:extLst>
+                        <a:ext uri="{28A0092B-C50C-407E-A947-70E740481C1C}">
+                          <a14:useLocalDpi xmlns:a14="http://schemas.microsoft.com/office/drawing/2010/main" val="0"/>
+                        </a:ext>
+                      </a:extLst>
+                    </a:blip>
+                    <a:stretch>
+                      <a:fillRect/>
+                    </a:stretch>
+                  </pic:blipFill>
+                  <pic:spPr>
+                    <a:xfrm>
+                      <a:off x="0" y="0"/>
+                      <a:ext cx="6096000" cy="8128000"/>
+                    </a:xfrm>
+                    <a:prstGeom prst="rect">
+                      <a:avLst/>
+                    </a:prstGeom>
+                  </pic:spPr>
+                </pic:pic>
+              </a:graphicData>
+            </a:graphic>
+          </wp:inline>
+        </w:drawing>
+      </w:r>
     </w:p>
     <w:p>
       <w:pPr>
@@ -1410,6 +1599,188 @@
           <w:sz w:val="28"/>
           <w:szCs w:val="28"/>
           <w:lang w:eastAsia="en-GB"/>
+        </w:rPr>
+      </w:pPr>
+    </w:p>
+    <w:p>
+      <w:pPr>
+        <w:pStyle w:val="ListParagraph"/>
+        <w:widowControl/>
+        <w:autoSpaceDE/>
+        <w:autoSpaceDN/>
+        <w:rPr>
+          <w:rFonts w:ascii="Times New Roman" w:eastAsia="Times New Roman" w:hAnsi="Times New Roman" w:cs="Times New Roman"/>
+          <w:b/>
+          <w:bCs/>
+          <w:sz w:val="28"/>
+          <w:szCs w:val="28"/>
+          <w:lang w:eastAsia="en-GB"/>
+        </w:rPr>
+      </w:pPr>
+    </w:p>
+    <w:p>
+      <w:pPr>
+        <w:pStyle w:val="NormalWeb"/>
+        <w:spacing w:before="0" w:beforeAutospacing="0" w:after="0" w:afterAutospacing="0"/>
+        <w:ind w:left="1069"/>
+        <w:jc w:val="both"/>
+        <w:textAlignment w:val="baseline"/>
+        <w:rPr>
+          <w:b/>
+          <w:bCs/>
+          <w:color w:val="000000"/>
+          <w:sz w:val="28"/>
+          <w:szCs w:val="28"/>
+        </w:rPr>
+      </w:pPr>
+      <w:r>
+        <w:rPr>
+          <w:b/>
+          <w:bCs/>
+          <w:color w:val="000000"/>
+          <w:sz w:val="28"/>
+          <w:szCs w:val="28"/>
+        </w:rPr>
+        <w:lastRenderedPageBreak/>
+        <w:t xml:space="preserve">Объяснить, почему </w:t>
+      </w:r>
+      <w:proofErr w:type="spellStart"/>
+      <w:r>
+        <w:rPr>
+          <w:b/>
+          <w:bCs/>
+          <w:color w:val="000000"/>
+          <w:sz w:val="28"/>
+          <w:szCs w:val="28"/>
+        </w:rPr>
+        <w:t>min</w:t>
+      </w:r>
+      <w:proofErr w:type="spellEnd"/>
+      <w:r>
+        <w:rPr>
+          <w:b/>
+          <w:bCs/>
+          <w:color w:val="000000"/>
+          <w:sz w:val="28"/>
+          <w:szCs w:val="28"/>
+        </w:rPr>
+        <w:t>/</w:t>
+      </w:r>
+      <w:proofErr w:type="spellStart"/>
+      <w:r>
+        <w:rPr>
+          <w:b/>
+          <w:bCs/>
+          <w:color w:val="000000"/>
+          <w:sz w:val="28"/>
+          <w:szCs w:val="28"/>
+        </w:rPr>
+        <w:t>max</w:t>
+      </w:r>
+      <w:proofErr w:type="spellEnd"/>
+      <w:r>
+        <w:rPr>
+          <w:b/>
+          <w:bCs/>
+          <w:color w:val="000000"/>
+          <w:sz w:val="28"/>
+          <w:szCs w:val="28"/>
+        </w:rPr>
+        <w:t xml:space="preserve"> нельзя брать по всему ряду.</w:t>
+      </w:r>
+    </w:p>
+    <w:p>
+      <w:pPr>
+        <w:pStyle w:val="NormalWeb"/>
+        <w:spacing w:before="0" w:beforeAutospacing="0" w:after="0" w:afterAutospacing="0"/>
+        <w:ind w:left="1069"/>
+        <w:jc w:val="both"/>
+        <w:textAlignment w:val="baseline"/>
+        <w:rPr>
+          <w:color w:val="000000"/>
+          <w:sz w:val="28"/>
+          <w:szCs w:val="28"/>
+          <w:lang w:val="en-BY"/>
+        </w:rPr>
+      </w:pPr>
+      <w:proofErr w:type="spellStart"/>
+      <w:r>
+        <w:rPr>
+          <w:sz w:val="28"/>
+          <w:szCs w:val="28"/>
+        </w:rPr>
+        <w:t>Min</w:t>
+      </w:r>
+      <w:proofErr w:type="spellEnd"/>
+      <w:r>
+        <w:rPr>
+          <w:sz w:val="28"/>
+          <w:szCs w:val="28"/>
+        </w:rPr>
+        <w:t>/</w:t>
+      </w:r>
+      <w:proofErr w:type="spellStart"/>
+      <w:r>
+        <w:rPr>
+          <w:sz w:val="28"/>
+          <w:szCs w:val="28"/>
+        </w:rPr>
+        <w:t>max</w:t>
+      </w:r>
+      <w:proofErr w:type="spellEnd"/>
+      <w:r>
+        <w:rPr>
+          <w:sz w:val="28"/>
+          <w:szCs w:val="28"/>
+        </w:rPr>
+        <w:t xml:space="preserve"> берут только с обучающего участка, потому что тест — это «будущее». Если нормализовать по всему ряду, в шкалу попадут значения, которых при обучении ещё нет. Это утечка: сеть косвенно видит масштаб теста, метрики становятся лучше на бумаге, а в реальном прогнозе таких </w:t>
+      </w:r>
+      <w:proofErr w:type="spellStart"/>
+      <w:r>
+        <w:rPr>
+          <w:sz w:val="28"/>
+          <w:szCs w:val="28"/>
+        </w:rPr>
+        <w:t>min</w:t>
+      </w:r>
+      <w:proofErr w:type="spellEnd"/>
+      <w:r>
+        <w:rPr>
+          <w:sz w:val="28"/>
+          <w:szCs w:val="28"/>
+        </w:rPr>
+        <w:t>/</w:t>
+      </w:r>
+      <w:proofErr w:type="spellStart"/>
+      <w:r>
+        <w:rPr>
+          <w:sz w:val="28"/>
+          <w:szCs w:val="28"/>
+        </w:rPr>
+        <w:t>max</w:t>
+      </w:r>
+      <w:proofErr w:type="spellEnd"/>
+      <w:r>
+        <w:rPr>
+          <w:sz w:val="28"/>
+          <w:szCs w:val="28"/>
+        </w:rPr>
+        <w:t xml:space="preserve"> не будет.</w:t>
+      </w:r>
+    </w:p>
+    <w:p>
+      <w:pPr>
+        <w:pStyle w:val="ListParagraph"/>
+        <w:widowControl/>
+        <w:autoSpaceDE/>
+        <w:autoSpaceDN/>
+        <w:rPr>
+          <w:rFonts w:ascii="Times New Roman" w:eastAsia="Times New Roman" w:hAnsi="Times New Roman" w:cs="Times New Roman"/>
+          <w:b/>
+          <w:bCs/>
+          <w:sz w:val="28"/>
+          <w:szCs w:val="28"/>
+          <w:lang w:val="en-BY" w:eastAsia="en-GB"/>
         </w:rPr>
       </w:pPr>
     </w:p>
@@ -1619,7 +1990,6 @@
           <w:rFonts w:ascii="Times New Roman" w:hAnsi="Times New Roman" w:cs="Times New Roman"/>
           <w:sz w:val="28"/>
           <w:szCs w:val="28"/>
-          <w:lang w:val="en-US"/>
         </w:rPr>
       </w:pPr>
     </w:p>
@@ -1642,23 +2012,7 @@
           <w:sz w:val="28"/>
           <w:szCs w:val="28"/>
         </w:rPr>
-        <w:t>Прогноз </w:t>
-      </w:r>
-      <w:r>
-        <w:rPr>
-          <w:rFonts w:ascii="Times New Roman" w:hAnsi="Times New Roman" w:cs="Times New Roman"/>
-          <w:sz w:val="28"/>
-          <w:szCs w:val="28"/>
-        </w:rPr>
-        <w:t>-</w:t>
-      </w:r>
-      <w:r>
-        <w:rPr>
-          <w:rFonts w:ascii="Times New Roman" w:hAnsi="Times New Roman" w:cs="Times New Roman"/>
-          <w:sz w:val="28"/>
-          <w:szCs w:val="28"/>
-        </w:rPr>
-        <w:t xml:space="preserve"> регрессия в исходной шкале после </w:t>
+        <w:t xml:space="preserve">Прогноз - регрессия в исходной шкале после </w:t>
       </w:r>
       <w:proofErr w:type="spellStart"/>
       <w:r>
@@ -1730,23 +2084,7 @@
           <w:sz w:val="28"/>
           <w:szCs w:val="28"/>
         </w:rPr>
-        <w:t xml:space="preserve"> физически не выдаст </w:t>
-      </w:r>
-      <w:r>
-        <w:rPr>
-          <w:rFonts w:ascii="Times New Roman" w:hAnsi="Times New Roman" w:cs="Times New Roman"/>
-          <w:sz w:val="28"/>
-          <w:szCs w:val="28"/>
-        </w:rPr>
-        <w:t>-</w:t>
-      </w:r>
-      <w:r>
-        <w:rPr>
-          <w:rFonts w:ascii="Times New Roman" w:hAnsi="Times New Roman" w:cs="Times New Roman"/>
-          <w:sz w:val="28"/>
-          <w:szCs w:val="28"/>
-        </w:rPr>
-        <w:t>2, градиент в насыщении умрёт (как в ЛР №1–3 с числовыми классами без нормализации).</w:t>
+        <w:t xml:space="preserve"> физически не выдаст -2, градиент в насыщении умрёт (как в ЛР №1–3 с числовыми классами без нормализации).</w:t>
       </w:r>
     </w:p>
     <w:p>
@@ -1777,23 +2115,7 @@
           <w:sz w:val="28"/>
           <w:szCs w:val="28"/>
         </w:rPr>
-        <w:t>Иначе шкала смотрит в будущее. На этих данных 1 тестовая точка вышла за [0; 1] на </w:t>
-      </w:r>
-      <w:r>
-        <w:rPr>
-          <w:rFonts w:ascii="Times New Roman" w:hAnsi="Times New Roman" w:cs="Times New Roman"/>
-          <w:sz w:val="28"/>
-          <w:szCs w:val="28"/>
-        </w:rPr>
-        <w:t xml:space="preserve">- </w:t>
-      </w:r>
-      <w:r>
-        <w:rPr>
-          <w:rFonts w:ascii="Times New Roman" w:hAnsi="Times New Roman" w:cs="Times New Roman"/>
-          <w:sz w:val="28"/>
-          <w:szCs w:val="28"/>
-        </w:rPr>
-        <w:t xml:space="preserve">0.0008. Линейный выход экстраполирует. Если бы выход был </w:t>
+        <w:t xml:space="preserve">Иначе шкала смотрит в будущее. На этих данных 1 тестовая точка вышла за [0; 1] на - 0.0008. Линейный выход экстраполирует. Если бы выход был </w:t>
       </w:r>
       <w:proofErr w:type="spellStart"/>
       <w:r>
@@ -1820,7 +2142,6 @@
           <w:rFonts w:ascii="Times New Roman" w:hAnsi="Times New Roman" w:cs="Times New Roman"/>
           <w:sz w:val="28"/>
           <w:szCs w:val="28"/>
-          <w:lang w:val="en-US"/>
         </w:rPr>
       </w:pPr>
     </w:p>
@@ -1843,23 +2164,7 @@
           <w:sz w:val="28"/>
           <w:szCs w:val="28"/>
         </w:rPr>
-        <w:t>При p ≥ 4 и любом N из сетки </w:t>
-      </w:r>
-      <w:r>
-        <w:rPr>
-          <w:rFonts w:ascii="Times New Roman" w:hAnsi="Times New Roman" w:cs="Times New Roman"/>
-          <w:sz w:val="28"/>
-          <w:szCs w:val="28"/>
-        </w:rPr>
-        <w:t>-</w:t>
-      </w:r>
-      <w:r>
-        <w:rPr>
-          <w:rFonts w:ascii="Times New Roman" w:hAnsi="Times New Roman" w:cs="Times New Roman"/>
-          <w:sz w:val="28"/>
-          <w:szCs w:val="28"/>
-        </w:rPr>
-        <w:t xml:space="preserve"> 0/5 срывов, разброс MAE сотые. Не дошли до </w:t>
+        <w:t xml:space="preserve">При p ≥ 4 и любом N из сетки - 0/5 срывов, разброс MAE сотые. Не дошли до </w:t>
       </w:r>
       <w:proofErr w:type="spellStart"/>
       <w:r>
@@ -1886,7 +2191,6 @@
           <w:rFonts w:ascii="Times New Roman" w:hAnsi="Times New Roman" w:cs="Times New Roman"/>
           <w:sz w:val="28"/>
           <w:szCs w:val="28"/>
-          <w:lang w:val="en-US"/>
         </w:rPr>
       </w:pPr>
     </w:p>
@@ -1916,7 +2220,6 @@
           <w:rFonts w:ascii="Times New Roman" w:hAnsi="Times New Roman" w:cs="Times New Roman"/>
           <w:sz w:val="28"/>
           <w:szCs w:val="28"/>
-          <w:lang w:val="en-US"/>
         </w:rPr>
         <w:t>-</w:t>
       </w:r>
@@ -1935,7 +2238,6 @@
           <w:rFonts w:ascii="Times New Roman" w:hAnsi="Times New Roman" w:cs="Times New Roman"/>
           <w:sz w:val="28"/>
           <w:szCs w:val="28"/>
-          <w:lang w:val="en-US"/>
         </w:rPr>
       </w:pPr>
     </w:p>
@@ -1958,208 +2260,14 @@
           <w:sz w:val="28"/>
           <w:szCs w:val="28"/>
         </w:rPr>
-        <w:t xml:space="preserve">Малый зазор </w:t>
-      </w:r>
-      <w:proofErr w:type="spellStart"/>
-      <w:r>
-        <w:rPr>
-          <w:rFonts w:ascii="Times New Roman" w:hAnsi="Times New Roman" w:cs="Times New Roman"/>
-          <w:sz w:val="28"/>
-          <w:szCs w:val="28"/>
-        </w:rPr>
-        <w:t>train</w:t>
-      </w:r>
-      <w:proofErr w:type="spellEnd"/>
-      <w:r>
-        <w:rPr>
-          <w:rFonts w:ascii="Times New Roman" w:hAnsi="Times New Roman" w:cs="Times New Roman"/>
-          <w:sz w:val="28"/>
-          <w:szCs w:val="28"/>
-        </w:rPr>
-        <w:t>/</w:t>
-      </w:r>
-      <w:proofErr w:type="spellStart"/>
-      <w:r>
-        <w:rPr>
-          <w:rFonts w:ascii="Times New Roman" w:hAnsi="Times New Roman" w:cs="Times New Roman"/>
-          <w:sz w:val="28"/>
-          <w:szCs w:val="28"/>
-        </w:rPr>
-        <w:t>test</w:t>
-      </w:r>
-      <w:proofErr w:type="spellEnd"/>
-      <w:r>
-        <w:rPr>
-          <w:rFonts w:ascii="Times New Roman" w:hAnsi="Times New Roman" w:cs="Times New Roman"/>
-          <w:sz w:val="28"/>
-          <w:szCs w:val="28"/>
-        </w:rPr>
-        <w:t xml:space="preserve"> MAE говорит о хорошем обобщении: ряд детерминированный, </w:t>
-      </w:r>
-      <w:proofErr w:type="spellStart"/>
-      <w:r>
-        <w:rPr>
-          <w:rFonts w:ascii="Times New Roman" w:hAnsi="Times New Roman" w:cs="Times New Roman"/>
-          <w:sz w:val="28"/>
-          <w:szCs w:val="28"/>
-        </w:rPr>
-        <w:t>test</w:t>
-      </w:r>
-      <w:proofErr w:type="spellEnd"/>
-      <w:r>
-        <w:rPr>
-          <w:rFonts w:ascii="Times New Roman" w:hAnsi="Times New Roman" w:cs="Times New Roman"/>
-          <w:sz w:val="28"/>
-          <w:szCs w:val="28"/>
-        </w:rPr>
-        <w:t> </w:t>
-      </w:r>
-      <w:r>
-        <w:rPr>
-          <w:rFonts w:ascii="Times New Roman" w:hAnsi="Times New Roman" w:cs="Times New Roman"/>
-          <w:sz w:val="28"/>
-          <w:szCs w:val="28"/>
-        </w:rPr>
-        <w:t>-</w:t>
-      </w:r>
-      <w:r>
-        <w:rPr>
-          <w:rFonts w:ascii="Times New Roman" w:hAnsi="Times New Roman" w:cs="Times New Roman"/>
-          <w:sz w:val="28"/>
-          <w:szCs w:val="28"/>
-        </w:rPr>
-        <w:t> продолжение тех же гармоник. </w:t>
-      </w:r>
-      <w:proofErr w:type="spellStart"/>
-      <w:r>
-        <w:rPr>
-          <w:rFonts w:ascii="Times New Roman" w:hAnsi="Times New Roman" w:cs="Times New Roman"/>
-          <w:sz w:val="28"/>
-          <w:szCs w:val="28"/>
-        </w:rPr>
-        <w:t>Раняя</w:t>
-      </w:r>
-      <w:proofErr w:type="spellEnd"/>
-      <w:r>
-        <w:rPr>
-          <w:rFonts w:ascii="Times New Roman" w:hAnsi="Times New Roman" w:cs="Times New Roman"/>
-          <w:sz w:val="28"/>
-          <w:szCs w:val="28"/>
-        </w:rPr>
-        <w:t xml:space="preserve"> остановка (</w:t>
-      </w:r>
-      <w:proofErr w:type="spellStart"/>
-      <w:r>
-        <w:rPr>
-          <w:rFonts w:ascii="Times New Roman" w:hAnsi="Times New Roman" w:cs="Times New Roman"/>
-          <w:sz w:val="28"/>
-          <w:szCs w:val="28"/>
-        </w:rPr>
-        <w:t>Ee</w:t>
-      </w:r>
-      <w:proofErr w:type="spellEnd"/>
-      <w:r>
-        <w:rPr>
-          <w:rFonts w:ascii="Times New Roman" w:hAnsi="Times New Roman" w:cs="Times New Roman"/>
-          <w:sz w:val="28"/>
-          <w:szCs w:val="28"/>
-        </w:rPr>
-        <w:t xml:space="preserve">) уже есть. Уменьшать N незачем (N = 1 не хуже). Шум σ = 0.05 на </w:t>
-      </w:r>
-      <w:proofErr w:type="spellStart"/>
-      <w:r>
-        <w:rPr>
-          <w:rFonts w:ascii="Times New Roman" w:hAnsi="Times New Roman" w:cs="Times New Roman"/>
-          <w:sz w:val="28"/>
-          <w:szCs w:val="28"/>
-        </w:rPr>
-        <w:t>train</w:t>
-      </w:r>
-      <w:proofErr w:type="spellEnd"/>
-      <w:r>
-        <w:rPr>
-          <w:rFonts w:ascii="Times New Roman" w:hAnsi="Times New Roman" w:cs="Times New Roman"/>
-          <w:sz w:val="28"/>
-          <w:szCs w:val="28"/>
-        </w:rPr>
-        <w:t xml:space="preserve"> слегка </w:t>
-      </w:r>
-      <w:r>
-        <w:rPr>
-          <w:rStyle w:val="Strong"/>
-          <w:rFonts w:ascii="Times New Roman" w:hAnsi="Times New Roman" w:cs="Times New Roman"/>
-          <w:b w:val="0"/>
-          <w:bCs w:val="0"/>
-          <w:sz w:val="28"/>
-          <w:szCs w:val="28"/>
-        </w:rPr>
-        <w:t>улучшил</w:t>
-      </w:r>
-      <w:r>
-        <w:rPr>
-          <w:rFonts w:ascii="Times New Roman" w:hAnsi="Times New Roman" w:cs="Times New Roman"/>
-          <w:sz w:val="28"/>
-          <w:szCs w:val="28"/>
-        </w:rPr>
-        <w:t> </w:t>
-      </w:r>
-      <w:proofErr w:type="spellStart"/>
-      <w:r>
-        <w:rPr>
-          <w:rFonts w:ascii="Times New Roman" w:hAnsi="Times New Roman" w:cs="Times New Roman"/>
-          <w:sz w:val="28"/>
-          <w:szCs w:val="28"/>
-        </w:rPr>
-        <w:t>test</w:t>
-      </w:r>
-      <w:proofErr w:type="spellEnd"/>
-      <w:r>
-        <w:rPr>
-          <w:rFonts w:ascii="Times New Roman" w:hAnsi="Times New Roman" w:cs="Times New Roman"/>
-          <w:sz w:val="28"/>
-          <w:szCs w:val="28"/>
-        </w:rPr>
-        <w:t xml:space="preserve"> MAE (0.032 </w:t>
-      </w:r>
-      <w:proofErr w:type="spellStart"/>
-      <w:r>
-        <w:rPr>
-          <w:rFonts w:ascii="Times New Roman" w:hAnsi="Times New Roman" w:cs="Times New Roman"/>
-          <w:sz w:val="28"/>
-          <w:szCs w:val="28"/>
-        </w:rPr>
-        <w:t>vs</w:t>
-      </w:r>
-      <w:proofErr w:type="spellEnd"/>
-      <w:r>
-        <w:rPr>
-          <w:rFonts w:ascii="Times New Roman" w:hAnsi="Times New Roman" w:cs="Times New Roman"/>
-          <w:sz w:val="28"/>
-          <w:szCs w:val="28"/>
-        </w:rPr>
-        <w:t xml:space="preserve"> 0.038) </w:t>
-      </w:r>
-      <w:r>
-        <w:rPr>
-          <w:rFonts w:ascii="Times New Roman" w:hAnsi="Times New Roman" w:cs="Times New Roman"/>
-          <w:sz w:val="28"/>
-          <w:szCs w:val="28"/>
-        </w:rPr>
-        <w:t>-</w:t>
-      </w:r>
-      <w:r>
-        <w:rPr>
-          <w:rFonts w:ascii="Times New Roman" w:hAnsi="Times New Roman" w:cs="Times New Roman"/>
-          <w:sz w:val="28"/>
-          <w:szCs w:val="28"/>
-        </w:rPr>
-        <w:t> лёгкая регуляризация, переобучения и так почти не было</w:t>
-      </w:r>
-      <w:r>
-        <w:rPr>
-          <w:rFonts w:ascii="Times New Roman" w:hAnsi="Times New Roman" w:cs="Times New Roman"/>
-          <w:sz w:val="28"/>
-          <w:szCs w:val="28"/>
+        <w:t>Не делали</w:t>
+      </w:r>
+      <w:r>
+        <w:rPr>
+          <w:rFonts w:ascii="Times New Roman" w:hAnsi="Times New Roman" w:cs="Times New Roman"/>
+          <w:sz w:val="28"/>
+          <w:szCs w:val="28"/>
+          <w:lang w:val="en-US"/>
         </w:rPr>
         <w:t>.</w:t>
       </w:r>
@@ -2930,6 +3038,119 @@
     </w:lvl>
   </w:abstractNum>
   <w:abstractNum w:abstractNumId="5" w15:restartNumberingAfterBreak="0">
+    <w:nsid w:val="28F73392"/>
+    <w:multiLevelType w:val="multilevel"/>
+    <w:tmpl w:val="3698D416"/>
+    <w:lvl w:ilvl="0">
+      <w:start w:val="1"/>
+      <w:numFmt w:val="decimal"/>
+      <w:lvlText w:val="%1."/>
+      <w:lvlJc w:val="left"/>
+      <w:pPr>
+        <w:tabs>
+          <w:tab w:val="num" w:pos="720"/>
+        </w:tabs>
+        <w:ind w:left="720" w:hanging="360"/>
+      </w:pPr>
+    </w:lvl>
+    <w:lvl w:ilvl="1" w:tentative="1">
+      <w:start w:val="1"/>
+      <w:numFmt w:val="decimal"/>
+      <w:lvlText w:val="%2."/>
+      <w:lvlJc w:val="left"/>
+      <w:pPr>
+        <w:tabs>
+          <w:tab w:val="num" w:pos="1440"/>
+        </w:tabs>
+        <w:ind w:left="1440" w:hanging="360"/>
+      </w:pPr>
+    </w:lvl>
+    <w:lvl w:ilvl="2" w:tentative="1">
+      <w:start w:val="1"/>
+      <w:numFmt w:val="decimal"/>
+      <w:lvlText w:val="%3."/>
+      <w:lvlJc w:val="left"/>
+      <w:pPr>
+        <w:tabs>
+          <w:tab w:val="num" w:pos="2160"/>
+        </w:tabs>
+        <w:ind w:left="2160" w:hanging="360"/>
+      </w:pPr>
+    </w:lvl>
+    <w:lvl w:ilvl="3" w:tentative="1">
+      <w:start w:val="1"/>
+      <w:numFmt w:val="decimal"/>
+      <w:lvlText w:val="%4."/>
+      <w:lvlJc w:val="left"/>
+      <w:pPr>
+        <w:tabs>
+          <w:tab w:val="num" w:pos="2880"/>
+        </w:tabs>
+        <w:ind w:left="2880" w:hanging="360"/>
+      </w:pPr>
+    </w:lvl>
+    <w:lvl w:ilvl="4" w:tentative="1">
+      <w:start w:val="1"/>
+      <w:numFmt w:val="decimal"/>
+      <w:lvlText w:val="%5."/>
+      <w:lvlJc w:val="left"/>
+      <w:pPr>
+        <w:tabs>
+          <w:tab w:val="num" w:pos="3600"/>
+        </w:tabs>
+        <w:ind w:left="3600" w:hanging="360"/>
+      </w:pPr>
+    </w:lvl>
+    <w:lvl w:ilvl="5" w:tentative="1">
+      <w:start w:val="1"/>
+      <w:numFmt w:val="decimal"/>
+      <w:lvlText w:val="%6."/>
+      <w:lvlJc w:val="left"/>
+      <w:pPr>
+        <w:tabs>
+          <w:tab w:val="num" w:pos="4320"/>
+        </w:tabs>
+        <w:ind w:left="4320" w:hanging="360"/>
+      </w:pPr>
+    </w:lvl>
+    <w:lvl w:ilvl="6" w:tentative="1">
+      <w:start w:val="1"/>
+      <w:numFmt w:val="decimal"/>
+      <w:lvlText w:val="%7."/>
+      <w:lvlJc w:val="left"/>
+      <w:pPr>
+        <w:tabs>
+          <w:tab w:val="num" w:pos="5040"/>
+        </w:tabs>
+        <w:ind w:left="5040" w:hanging="360"/>
+      </w:pPr>
+    </w:lvl>
+    <w:lvl w:ilvl="7" w:tentative="1">
+      <w:start w:val="1"/>
+      <w:numFmt w:val="decimal"/>
+      <w:lvlText w:val="%8."/>
+      <w:lvlJc w:val="left"/>
+      <w:pPr>
+        <w:tabs>
+          <w:tab w:val="num" w:pos="5760"/>
+        </w:tabs>
+        <w:ind w:left="5760" w:hanging="360"/>
+      </w:pPr>
+    </w:lvl>
+    <w:lvl w:ilvl="8" w:tentative="1">
+      <w:start w:val="1"/>
+      <w:numFmt w:val="decimal"/>
+      <w:lvlText w:val="%9."/>
+      <w:lvlJc w:val="left"/>
+      <w:pPr>
+        <w:tabs>
+          <w:tab w:val="num" w:pos="6480"/>
+        </w:tabs>
+        <w:ind w:left="6480" w:hanging="360"/>
+      </w:pPr>
+    </w:lvl>
+  </w:abstractNum>
+  <w:abstractNum w:abstractNumId="6" w15:restartNumberingAfterBreak="0">
     <w:nsid w:val="3C7642D7"/>
     <w:multiLevelType w:val="hybridMultilevel"/>
     <w:tmpl w:val="790075D4"/>
@@ -3042,7 +3263,7 @@
       </w:rPr>
     </w:lvl>
   </w:abstractNum>
-  <w:abstractNum w:abstractNumId="6" w15:restartNumberingAfterBreak="0">
+  <w:abstractNum w:abstractNumId="7" w15:restartNumberingAfterBreak="0">
     <w:nsid w:val="46C962BE"/>
     <w:multiLevelType w:val="hybridMultilevel"/>
     <w:tmpl w:val="3B685DCA"/>
@@ -3155,7 +3376,7 @@
       </w:rPr>
     </w:lvl>
   </w:abstractNum>
-  <w:abstractNum w:abstractNumId="7" w15:restartNumberingAfterBreak="0">
+  <w:abstractNum w:abstractNumId="8" w15:restartNumberingAfterBreak="0">
     <w:nsid w:val="56F07C8E"/>
     <w:multiLevelType w:val="hybridMultilevel"/>
     <w:tmpl w:val="F5B84962"/>
@@ -3244,7 +3465,7 @@
       </w:pPr>
     </w:lvl>
   </w:abstractNum>
-  <w:abstractNum w:abstractNumId="8" w15:restartNumberingAfterBreak="0">
+  <w:abstractNum w:abstractNumId="9" w15:restartNumberingAfterBreak="0">
     <w:nsid w:val="5E3850AC"/>
     <w:multiLevelType w:val="hybridMultilevel"/>
     <w:tmpl w:val="1EAABBD2"/>
@@ -3333,7 +3554,7 @@
       </w:pPr>
     </w:lvl>
   </w:abstractNum>
-  <w:abstractNum w:abstractNumId="9" w15:restartNumberingAfterBreak="0">
+  <w:abstractNum w:abstractNumId="10" w15:restartNumberingAfterBreak="0">
     <w:nsid w:val="5F6B5B68"/>
     <w:multiLevelType w:val="multilevel"/>
     <w:tmpl w:val="DBA6F786"/>
@@ -3482,7 +3703,7 @@
       </w:rPr>
     </w:lvl>
   </w:abstractNum>
-  <w:abstractNum w:abstractNumId="10" w15:restartNumberingAfterBreak="0">
+  <w:abstractNum w:abstractNumId="11" w15:restartNumberingAfterBreak="0">
     <w:nsid w:val="5FDF25F2"/>
     <w:multiLevelType w:val="hybridMultilevel"/>
     <w:tmpl w:val="8A402E04"/>
@@ -3571,7 +3792,7 @@
       </w:pPr>
     </w:lvl>
   </w:abstractNum>
-  <w:abstractNum w:abstractNumId="11" w15:restartNumberingAfterBreak="0">
+  <w:abstractNum w:abstractNumId="12" w15:restartNumberingAfterBreak="0">
     <w:nsid w:val="7C616AA8"/>
     <w:multiLevelType w:val="multilevel"/>
     <w:tmpl w:val="17AC9778"/>
@@ -3724,37 +3945,40 @@
     <w:abstractNumId w:val="4"/>
   </w:num>
   <w:num w:numId="2" w16cid:durableId="747844534">
-    <w:abstractNumId w:val="11"/>
+    <w:abstractNumId w:val="12"/>
   </w:num>
   <w:num w:numId="3" w16cid:durableId="551231813">
-    <w:abstractNumId w:val="8"/>
+    <w:abstractNumId w:val="9"/>
   </w:num>
   <w:num w:numId="4" w16cid:durableId="1145972514">
     <w:abstractNumId w:val="2"/>
   </w:num>
   <w:num w:numId="5" w16cid:durableId="2141337356">
+    <w:abstractNumId w:val="8"/>
+  </w:num>
+  <w:num w:numId="6" w16cid:durableId="82187683">
     <w:abstractNumId w:val="7"/>
   </w:num>
-  <w:num w:numId="6" w16cid:durableId="82187683">
+  <w:num w:numId="7" w16cid:durableId="420562976">
     <w:abstractNumId w:val="6"/>
   </w:num>
-  <w:num w:numId="7" w16cid:durableId="420562976">
-    <w:abstractNumId w:val="5"/>
-  </w:num>
   <w:num w:numId="8" w16cid:durableId="1027753658">
-    <w:abstractNumId w:val="9"/>
+    <w:abstractNumId w:val="10"/>
   </w:num>
   <w:num w:numId="9" w16cid:durableId="2028752484">
     <w:abstractNumId w:val="0"/>
   </w:num>
   <w:num w:numId="10" w16cid:durableId="1099716218">
-    <w:abstractNumId w:val="10"/>
+    <w:abstractNumId w:val="11"/>
   </w:num>
   <w:num w:numId="11" w16cid:durableId="1321696111">
     <w:abstractNumId w:val="1"/>
   </w:num>
   <w:num w:numId="12" w16cid:durableId="1197238849">
     <w:abstractNumId w:val="3"/>
+  </w:num>
+  <w:num w:numId="13" w16cid:durableId="2441137">
+    <w:abstractNumId w:val="5"/>
   </w:num>
 </w:numbering>
 </file>
